--- a/TheorynCoding/Study Material/Java Overall/Java Overall/Quick Java/oza sir/Study This/study material/Interview Question/Collection/Module 7 Queue, PriorityQueue, Deq.docx
+++ b/TheorynCoding/Study Material/Java Overall/Java Overall/Quick Java/oza sir/Study This/study material/Interview Question/Collection/Module 7 Queue, PriorityQueue, Deq.docx
@@ -12,6 +12,8 @@
           <w:lang w:eastAsia="en-IN"/>
         </w:rPr>
       </w:pPr>
+      <w:bookmarkStart w:id="0" w:name="_GoBack"/>
+      <w:bookmarkEnd w:id="0"/>
       <w:r>
         <w:rPr>
           <w:rFonts w:ascii="Times New Roman" w:eastAsia="Times New Roman" w:hAnsi="Times New Roman" w:cs="Times New Roman"/>
@@ -718,7 +720,6 @@
           <w:szCs w:val="36"/>
           <w:lang w:eastAsia="en-IN"/>
         </w:rPr>
-        <w:lastRenderedPageBreak/>
         <w:t>2. Characteristics</w:t>
       </w:r>
     </w:p>
@@ -735,9 +736,9 @@
         <w:tblLook w:val="04A0" w:firstRow="1" w:lastRow="0" w:firstColumn="1" w:lastColumn="0" w:noHBand="0" w:noVBand="1"/>
       </w:tblPr>
       <w:tblGrid>
-        <w:gridCol w:w="1759"/>
+        <w:gridCol w:w="1962"/>
         <w:gridCol w:w="1261"/>
-        <w:gridCol w:w="3983"/>
+        <w:gridCol w:w="4608"/>
       </w:tblGrid>
       <w:tr>
         <w:trPr>
@@ -1402,6 +1403,7 @@
           <w:szCs w:val="36"/>
           <w:lang w:eastAsia="en-IN"/>
         </w:rPr>
+        <w:lastRenderedPageBreak/>
         <w:t>3. Default Capacity</w:t>
       </w:r>
     </w:p>
@@ -3561,7 +3563,6 @@
           <w:szCs w:val="24"/>
           <w:lang w:eastAsia="en-IN"/>
         </w:rPr>
-        <w:lastRenderedPageBreak/>
         <w:pict>
           <v:rect id="_x0000_i1031" style="width:0;height:1.5pt" o:hralign="center" o:hrstd="t" o:hr="t" fillcolor="#a0a0a0" stroked="f"/>
         </w:pict>
@@ -3696,6 +3697,7 @@
           <w:szCs w:val="24"/>
           <w:lang w:eastAsia="en-IN"/>
         </w:rPr>
+        <w:lastRenderedPageBreak/>
         <w:t>✔</w:t>
       </w:r>
       <w:r>
@@ -4310,7 +4312,6 @@
           <w:szCs w:val="20"/>
           <w:lang w:eastAsia="en-IN"/>
         </w:rPr>
-        <w:lastRenderedPageBreak/>
         <w:t>30</w:t>
       </w:r>
     </w:p>
@@ -5127,6 +5128,7 @@
           <w:szCs w:val="20"/>
           <w:lang w:eastAsia="en-IN"/>
         </w:rPr>
+        <w:lastRenderedPageBreak/>
         <w:t>Capacity = 11</w:t>
       </w:r>
     </w:p>
@@ -5567,248 +5569,248 @@
           <w:szCs w:val="20"/>
           <w:lang w:eastAsia="en-IN"/>
         </w:rPr>
+        <w:t>↓</w:t>
+      </w:r>
+    </w:p>
+    <w:p>
+      <w:pPr>
+        <w:tabs>
+          <w:tab w:val="left" w:pos="916"/>
+          <w:tab w:val="left" w:pos="1832"/>
+          <w:tab w:val="left" w:pos="2748"/>
+          <w:tab w:val="left" w:pos="3664"/>
+          <w:tab w:val="left" w:pos="4580"/>
+          <w:tab w:val="left" w:pos="5496"/>
+          <w:tab w:val="left" w:pos="6412"/>
+          <w:tab w:val="left" w:pos="7328"/>
+          <w:tab w:val="left" w:pos="8244"/>
+          <w:tab w:val="left" w:pos="9160"/>
+          <w:tab w:val="left" w:pos="10076"/>
+          <w:tab w:val="left" w:pos="10992"/>
+          <w:tab w:val="left" w:pos="11908"/>
+          <w:tab w:val="left" w:pos="12824"/>
+          <w:tab w:val="left" w:pos="13740"/>
+          <w:tab w:val="left" w:pos="14656"/>
+        </w:tabs>
+        <w:spacing w:after="0" w:line="240" w:lineRule="auto"/>
+        <w:rPr>
+          <w:rFonts w:ascii="Courier New" w:eastAsia="Times New Roman" w:hAnsi="Courier New" w:cs="Courier New"/>
+          <w:sz w:val="20"/>
+          <w:szCs w:val="20"/>
+          <w:lang w:eastAsia="en-IN"/>
+        </w:rPr>
+      </w:pPr>
+    </w:p>
+    <w:p>
+      <w:pPr>
+        <w:tabs>
+          <w:tab w:val="left" w:pos="916"/>
+          <w:tab w:val="left" w:pos="1832"/>
+          <w:tab w:val="left" w:pos="2748"/>
+          <w:tab w:val="left" w:pos="3664"/>
+          <w:tab w:val="left" w:pos="4580"/>
+          <w:tab w:val="left" w:pos="5496"/>
+          <w:tab w:val="left" w:pos="6412"/>
+          <w:tab w:val="left" w:pos="7328"/>
+          <w:tab w:val="left" w:pos="8244"/>
+          <w:tab w:val="left" w:pos="9160"/>
+          <w:tab w:val="left" w:pos="10076"/>
+          <w:tab w:val="left" w:pos="10992"/>
+          <w:tab w:val="left" w:pos="11908"/>
+          <w:tab w:val="left" w:pos="12824"/>
+          <w:tab w:val="left" w:pos="13740"/>
+          <w:tab w:val="left" w:pos="14656"/>
+        </w:tabs>
+        <w:spacing w:after="0" w:line="240" w:lineRule="auto"/>
+        <w:rPr>
+          <w:rFonts w:ascii="Courier New" w:eastAsia="Times New Roman" w:hAnsi="Courier New" w:cs="Courier New"/>
+          <w:sz w:val="20"/>
+          <w:szCs w:val="20"/>
+          <w:lang w:eastAsia="en-IN"/>
+        </w:rPr>
+      </w:pPr>
+      <w:r>
+        <w:rPr>
+          <w:rFonts w:ascii="Courier New" w:eastAsia="Times New Roman" w:hAnsi="Courier New" w:cs="Courier New"/>
+          <w:sz w:val="20"/>
+          <w:szCs w:val="20"/>
+          <w:lang w:eastAsia="en-IN"/>
+        </w:rPr>
+        <w:t>102</w:t>
+      </w:r>
+    </w:p>
+    <w:p>
+      <w:pPr>
+        <w:tabs>
+          <w:tab w:val="left" w:pos="916"/>
+          <w:tab w:val="left" w:pos="1832"/>
+          <w:tab w:val="left" w:pos="2748"/>
+          <w:tab w:val="left" w:pos="3664"/>
+          <w:tab w:val="left" w:pos="4580"/>
+          <w:tab w:val="left" w:pos="5496"/>
+          <w:tab w:val="left" w:pos="6412"/>
+          <w:tab w:val="left" w:pos="7328"/>
+          <w:tab w:val="left" w:pos="8244"/>
+          <w:tab w:val="left" w:pos="9160"/>
+          <w:tab w:val="left" w:pos="10076"/>
+          <w:tab w:val="left" w:pos="10992"/>
+          <w:tab w:val="left" w:pos="11908"/>
+          <w:tab w:val="left" w:pos="12824"/>
+          <w:tab w:val="left" w:pos="13740"/>
+          <w:tab w:val="left" w:pos="14656"/>
+        </w:tabs>
+        <w:spacing w:after="0" w:line="240" w:lineRule="auto"/>
+        <w:rPr>
+          <w:rFonts w:ascii="Courier New" w:eastAsia="Times New Roman" w:hAnsi="Courier New" w:cs="Courier New"/>
+          <w:sz w:val="20"/>
+          <w:szCs w:val="20"/>
+          <w:lang w:eastAsia="en-IN"/>
+        </w:rPr>
+      </w:pPr>
+    </w:p>
+    <w:p>
+      <w:pPr>
+        <w:tabs>
+          <w:tab w:val="left" w:pos="916"/>
+          <w:tab w:val="left" w:pos="1832"/>
+          <w:tab w:val="left" w:pos="2748"/>
+          <w:tab w:val="left" w:pos="3664"/>
+          <w:tab w:val="left" w:pos="4580"/>
+          <w:tab w:val="left" w:pos="5496"/>
+          <w:tab w:val="left" w:pos="6412"/>
+          <w:tab w:val="left" w:pos="7328"/>
+          <w:tab w:val="left" w:pos="8244"/>
+          <w:tab w:val="left" w:pos="9160"/>
+          <w:tab w:val="left" w:pos="10076"/>
+          <w:tab w:val="left" w:pos="10992"/>
+          <w:tab w:val="left" w:pos="11908"/>
+          <w:tab w:val="left" w:pos="12824"/>
+          <w:tab w:val="left" w:pos="13740"/>
+          <w:tab w:val="left" w:pos="14656"/>
+        </w:tabs>
+        <w:spacing w:after="0" w:line="240" w:lineRule="auto"/>
+        <w:rPr>
+          <w:rFonts w:ascii="Courier New" w:eastAsia="Times New Roman" w:hAnsi="Courier New" w:cs="Courier New"/>
+          <w:sz w:val="20"/>
+          <w:szCs w:val="20"/>
+          <w:lang w:eastAsia="en-IN"/>
+        </w:rPr>
+      </w:pPr>
+      <w:r>
+        <w:rPr>
+          <w:rFonts w:ascii="Courier New" w:eastAsia="Times New Roman" w:hAnsi="Courier New" w:cs="Courier New"/>
+          <w:sz w:val="20"/>
+          <w:szCs w:val="20"/>
+          <w:lang w:eastAsia="en-IN"/>
+        </w:rPr>
+        <w:t>↓</w:t>
+      </w:r>
+    </w:p>
+    <w:p>
+      <w:pPr>
+        <w:tabs>
+          <w:tab w:val="left" w:pos="916"/>
+          <w:tab w:val="left" w:pos="1832"/>
+          <w:tab w:val="left" w:pos="2748"/>
+          <w:tab w:val="left" w:pos="3664"/>
+          <w:tab w:val="left" w:pos="4580"/>
+          <w:tab w:val="left" w:pos="5496"/>
+          <w:tab w:val="left" w:pos="6412"/>
+          <w:tab w:val="left" w:pos="7328"/>
+          <w:tab w:val="left" w:pos="8244"/>
+          <w:tab w:val="left" w:pos="9160"/>
+          <w:tab w:val="left" w:pos="10076"/>
+          <w:tab w:val="left" w:pos="10992"/>
+          <w:tab w:val="left" w:pos="11908"/>
+          <w:tab w:val="left" w:pos="12824"/>
+          <w:tab w:val="left" w:pos="13740"/>
+          <w:tab w:val="left" w:pos="14656"/>
+        </w:tabs>
+        <w:spacing w:after="0" w:line="240" w:lineRule="auto"/>
+        <w:rPr>
+          <w:rFonts w:ascii="Courier New" w:eastAsia="Times New Roman" w:hAnsi="Courier New" w:cs="Courier New"/>
+          <w:sz w:val="20"/>
+          <w:szCs w:val="20"/>
+          <w:lang w:eastAsia="en-IN"/>
+        </w:rPr>
+      </w:pPr>
+    </w:p>
+    <w:p>
+      <w:pPr>
+        <w:tabs>
+          <w:tab w:val="left" w:pos="916"/>
+          <w:tab w:val="left" w:pos="1832"/>
+          <w:tab w:val="left" w:pos="2748"/>
+          <w:tab w:val="left" w:pos="3664"/>
+          <w:tab w:val="left" w:pos="4580"/>
+          <w:tab w:val="left" w:pos="5496"/>
+          <w:tab w:val="left" w:pos="6412"/>
+          <w:tab w:val="left" w:pos="7328"/>
+          <w:tab w:val="left" w:pos="8244"/>
+          <w:tab w:val="left" w:pos="9160"/>
+          <w:tab w:val="left" w:pos="10076"/>
+          <w:tab w:val="left" w:pos="10992"/>
+          <w:tab w:val="left" w:pos="11908"/>
+          <w:tab w:val="left" w:pos="12824"/>
+          <w:tab w:val="left" w:pos="13740"/>
+          <w:tab w:val="left" w:pos="14656"/>
+        </w:tabs>
+        <w:spacing w:after="0" w:line="240" w:lineRule="auto"/>
+        <w:rPr>
+          <w:rFonts w:ascii="Courier New" w:eastAsia="Times New Roman" w:hAnsi="Courier New" w:cs="Courier New"/>
+          <w:sz w:val="20"/>
+          <w:szCs w:val="20"/>
+          <w:lang w:eastAsia="en-IN"/>
+        </w:rPr>
+      </w:pPr>
+      <w:r>
+        <w:rPr>
+          <w:rFonts w:ascii="Courier New" w:eastAsia="Times New Roman" w:hAnsi="Courier New" w:cs="Courier New"/>
+          <w:sz w:val="20"/>
+          <w:szCs w:val="20"/>
+          <w:lang w:eastAsia="en-IN"/>
+        </w:rPr>
+        <w:t>...</w:t>
+      </w:r>
+    </w:p>
+    <w:p>
+      <w:pPr>
+        <w:spacing w:before="100" w:beforeAutospacing="1" w:after="100" w:afterAutospacing="1" w:line="240" w:lineRule="auto"/>
+        <w:rPr>
+          <w:rFonts w:ascii="Times New Roman" w:eastAsia="Times New Roman" w:hAnsi="Times New Roman" w:cs="Times New Roman"/>
+          <w:sz w:val="24"/>
+          <w:szCs w:val="24"/>
+          <w:lang w:eastAsia="en-IN"/>
+        </w:rPr>
+      </w:pPr>
+      <w:r>
+        <w:rPr>
+          <w:rFonts w:ascii="Times New Roman" w:eastAsia="Times New Roman" w:hAnsi="Times New Roman" w:cs="Times New Roman"/>
+          <w:sz w:val="24"/>
+          <w:szCs w:val="24"/>
+          <w:lang w:eastAsia="en-IN"/>
+        </w:rPr>
+        <w:t>(Java grows automatically. The exact formula is implementation-dependent, but it roughly doubles for smaller queues and then grows by about 50% for larger ones.)</w:t>
+      </w:r>
+    </w:p>
+    <w:p>
+      <w:pPr>
+        <w:spacing w:after="0" w:line="240" w:lineRule="auto"/>
+        <w:rPr>
+          <w:rFonts w:ascii="Times New Roman" w:eastAsia="Times New Roman" w:hAnsi="Times New Roman" w:cs="Times New Roman"/>
+          <w:sz w:val="24"/>
+          <w:szCs w:val="24"/>
+          <w:lang w:eastAsia="en-IN"/>
+        </w:rPr>
+      </w:pPr>
+      <w:r>
+        <w:rPr>
+          <w:rFonts w:ascii="Times New Roman" w:eastAsia="Times New Roman" w:hAnsi="Times New Roman" w:cs="Times New Roman"/>
+          <w:sz w:val="24"/>
+          <w:szCs w:val="24"/>
+          <w:lang w:eastAsia="en-IN"/>
+        </w:rPr>
         <w:lastRenderedPageBreak/>
-        <w:t>↓</w:t>
-      </w:r>
-    </w:p>
-    <w:p>
-      <w:pPr>
-        <w:tabs>
-          <w:tab w:val="left" w:pos="916"/>
-          <w:tab w:val="left" w:pos="1832"/>
-          <w:tab w:val="left" w:pos="2748"/>
-          <w:tab w:val="left" w:pos="3664"/>
-          <w:tab w:val="left" w:pos="4580"/>
-          <w:tab w:val="left" w:pos="5496"/>
-          <w:tab w:val="left" w:pos="6412"/>
-          <w:tab w:val="left" w:pos="7328"/>
-          <w:tab w:val="left" w:pos="8244"/>
-          <w:tab w:val="left" w:pos="9160"/>
-          <w:tab w:val="left" w:pos="10076"/>
-          <w:tab w:val="left" w:pos="10992"/>
-          <w:tab w:val="left" w:pos="11908"/>
-          <w:tab w:val="left" w:pos="12824"/>
-          <w:tab w:val="left" w:pos="13740"/>
-          <w:tab w:val="left" w:pos="14656"/>
-        </w:tabs>
-        <w:spacing w:after="0" w:line="240" w:lineRule="auto"/>
-        <w:rPr>
-          <w:rFonts w:ascii="Courier New" w:eastAsia="Times New Roman" w:hAnsi="Courier New" w:cs="Courier New"/>
-          <w:sz w:val="20"/>
-          <w:szCs w:val="20"/>
-          <w:lang w:eastAsia="en-IN"/>
-        </w:rPr>
-      </w:pPr>
-    </w:p>
-    <w:p>
-      <w:pPr>
-        <w:tabs>
-          <w:tab w:val="left" w:pos="916"/>
-          <w:tab w:val="left" w:pos="1832"/>
-          <w:tab w:val="left" w:pos="2748"/>
-          <w:tab w:val="left" w:pos="3664"/>
-          <w:tab w:val="left" w:pos="4580"/>
-          <w:tab w:val="left" w:pos="5496"/>
-          <w:tab w:val="left" w:pos="6412"/>
-          <w:tab w:val="left" w:pos="7328"/>
-          <w:tab w:val="left" w:pos="8244"/>
-          <w:tab w:val="left" w:pos="9160"/>
-          <w:tab w:val="left" w:pos="10076"/>
-          <w:tab w:val="left" w:pos="10992"/>
-          <w:tab w:val="left" w:pos="11908"/>
-          <w:tab w:val="left" w:pos="12824"/>
-          <w:tab w:val="left" w:pos="13740"/>
-          <w:tab w:val="left" w:pos="14656"/>
-        </w:tabs>
-        <w:spacing w:after="0" w:line="240" w:lineRule="auto"/>
-        <w:rPr>
-          <w:rFonts w:ascii="Courier New" w:eastAsia="Times New Roman" w:hAnsi="Courier New" w:cs="Courier New"/>
-          <w:sz w:val="20"/>
-          <w:szCs w:val="20"/>
-          <w:lang w:eastAsia="en-IN"/>
-        </w:rPr>
-      </w:pPr>
-      <w:r>
-        <w:rPr>
-          <w:rFonts w:ascii="Courier New" w:eastAsia="Times New Roman" w:hAnsi="Courier New" w:cs="Courier New"/>
-          <w:sz w:val="20"/>
-          <w:szCs w:val="20"/>
-          <w:lang w:eastAsia="en-IN"/>
-        </w:rPr>
-        <w:t>102</w:t>
-      </w:r>
-    </w:p>
-    <w:p>
-      <w:pPr>
-        <w:tabs>
-          <w:tab w:val="left" w:pos="916"/>
-          <w:tab w:val="left" w:pos="1832"/>
-          <w:tab w:val="left" w:pos="2748"/>
-          <w:tab w:val="left" w:pos="3664"/>
-          <w:tab w:val="left" w:pos="4580"/>
-          <w:tab w:val="left" w:pos="5496"/>
-          <w:tab w:val="left" w:pos="6412"/>
-          <w:tab w:val="left" w:pos="7328"/>
-          <w:tab w:val="left" w:pos="8244"/>
-          <w:tab w:val="left" w:pos="9160"/>
-          <w:tab w:val="left" w:pos="10076"/>
-          <w:tab w:val="left" w:pos="10992"/>
-          <w:tab w:val="left" w:pos="11908"/>
-          <w:tab w:val="left" w:pos="12824"/>
-          <w:tab w:val="left" w:pos="13740"/>
-          <w:tab w:val="left" w:pos="14656"/>
-        </w:tabs>
-        <w:spacing w:after="0" w:line="240" w:lineRule="auto"/>
-        <w:rPr>
-          <w:rFonts w:ascii="Courier New" w:eastAsia="Times New Roman" w:hAnsi="Courier New" w:cs="Courier New"/>
-          <w:sz w:val="20"/>
-          <w:szCs w:val="20"/>
-          <w:lang w:eastAsia="en-IN"/>
-        </w:rPr>
-      </w:pPr>
-    </w:p>
-    <w:p>
-      <w:pPr>
-        <w:tabs>
-          <w:tab w:val="left" w:pos="916"/>
-          <w:tab w:val="left" w:pos="1832"/>
-          <w:tab w:val="left" w:pos="2748"/>
-          <w:tab w:val="left" w:pos="3664"/>
-          <w:tab w:val="left" w:pos="4580"/>
-          <w:tab w:val="left" w:pos="5496"/>
-          <w:tab w:val="left" w:pos="6412"/>
-          <w:tab w:val="left" w:pos="7328"/>
-          <w:tab w:val="left" w:pos="8244"/>
-          <w:tab w:val="left" w:pos="9160"/>
-          <w:tab w:val="left" w:pos="10076"/>
-          <w:tab w:val="left" w:pos="10992"/>
-          <w:tab w:val="left" w:pos="11908"/>
-          <w:tab w:val="left" w:pos="12824"/>
-          <w:tab w:val="left" w:pos="13740"/>
-          <w:tab w:val="left" w:pos="14656"/>
-        </w:tabs>
-        <w:spacing w:after="0" w:line="240" w:lineRule="auto"/>
-        <w:rPr>
-          <w:rFonts w:ascii="Courier New" w:eastAsia="Times New Roman" w:hAnsi="Courier New" w:cs="Courier New"/>
-          <w:sz w:val="20"/>
-          <w:szCs w:val="20"/>
-          <w:lang w:eastAsia="en-IN"/>
-        </w:rPr>
-      </w:pPr>
-      <w:r>
-        <w:rPr>
-          <w:rFonts w:ascii="Courier New" w:eastAsia="Times New Roman" w:hAnsi="Courier New" w:cs="Courier New"/>
-          <w:sz w:val="20"/>
-          <w:szCs w:val="20"/>
-          <w:lang w:eastAsia="en-IN"/>
-        </w:rPr>
-        <w:t>↓</w:t>
-      </w:r>
-    </w:p>
-    <w:p>
-      <w:pPr>
-        <w:tabs>
-          <w:tab w:val="left" w:pos="916"/>
-          <w:tab w:val="left" w:pos="1832"/>
-          <w:tab w:val="left" w:pos="2748"/>
-          <w:tab w:val="left" w:pos="3664"/>
-          <w:tab w:val="left" w:pos="4580"/>
-          <w:tab w:val="left" w:pos="5496"/>
-          <w:tab w:val="left" w:pos="6412"/>
-          <w:tab w:val="left" w:pos="7328"/>
-          <w:tab w:val="left" w:pos="8244"/>
-          <w:tab w:val="left" w:pos="9160"/>
-          <w:tab w:val="left" w:pos="10076"/>
-          <w:tab w:val="left" w:pos="10992"/>
-          <w:tab w:val="left" w:pos="11908"/>
-          <w:tab w:val="left" w:pos="12824"/>
-          <w:tab w:val="left" w:pos="13740"/>
-          <w:tab w:val="left" w:pos="14656"/>
-        </w:tabs>
-        <w:spacing w:after="0" w:line="240" w:lineRule="auto"/>
-        <w:rPr>
-          <w:rFonts w:ascii="Courier New" w:eastAsia="Times New Roman" w:hAnsi="Courier New" w:cs="Courier New"/>
-          <w:sz w:val="20"/>
-          <w:szCs w:val="20"/>
-          <w:lang w:eastAsia="en-IN"/>
-        </w:rPr>
-      </w:pPr>
-    </w:p>
-    <w:p>
-      <w:pPr>
-        <w:tabs>
-          <w:tab w:val="left" w:pos="916"/>
-          <w:tab w:val="left" w:pos="1832"/>
-          <w:tab w:val="left" w:pos="2748"/>
-          <w:tab w:val="left" w:pos="3664"/>
-          <w:tab w:val="left" w:pos="4580"/>
-          <w:tab w:val="left" w:pos="5496"/>
-          <w:tab w:val="left" w:pos="6412"/>
-          <w:tab w:val="left" w:pos="7328"/>
-          <w:tab w:val="left" w:pos="8244"/>
-          <w:tab w:val="left" w:pos="9160"/>
-          <w:tab w:val="left" w:pos="10076"/>
-          <w:tab w:val="left" w:pos="10992"/>
-          <w:tab w:val="left" w:pos="11908"/>
-          <w:tab w:val="left" w:pos="12824"/>
-          <w:tab w:val="left" w:pos="13740"/>
-          <w:tab w:val="left" w:pos="14656"/>
-        </w:tabs>
-        <w:spacing w:after="0" w:line="240" w:lineRule="auto"/>
-        <w:rPr>
-          <w:rFonts w:ascii="Courier New" w:eastAsia="Times New Roman" w:hAnsi="Courier New" w:cs="Courier New"/>
-          <w:sz w:val="20"/>
-          <w:szCs w:val="20"/>
-          <w:lang w:eastAsia="en-IN"/>
-        </w:rPr>
-      </w:pPr>
-      <w:r>
-        <w:rPr>
-          <w:rFonts w:ascii="Courier New" w:eastAsia="Times New Roman" w:hAnsi="Courier New" w:cs="Courier New"/>
-          <w:sz w:val="20"/>
-          <w:szCs w:val="20"/>
-          <w:lang w:eastAsia="en-IN"/>
-        </w:rPr>
-        <w:t>...</w:t>
-      </w:r>
-    </w:p>
-    <w:p>
-      <w:pPr>
-        <w:spacing w:before="100" w:beforeAutospacing="1" w:after="100" w:afterAutospacing="1" w:line="240" w:lineRule="auto"/>
-        <w:rPr>
-          <w:rFonts w:ascii="Times New Roman" w:eastAsia="Times New Roman" w:hAnsi="Times New Roman" w:cs="Times New Roman"/>
-          <w:sz w:val="24"/>
-          <w:szCs w:val="24"/>
-          <w:lang w:eastAsia="en-IN"/>
-        </w:rPr>
-      </w:pPr>
-      <w:r>
-        <w:rPr>
-          <w:rFonts w:ascii="Times New Roman" w:eastAsia="Times New Roman" w:hAnsi="Times New Roman" w:cs="Times New Roman"/>
-          <w:sz w:val="24"/>
-          <w:szCs w:val="24"/>
-          <w:lang w:eastAsia="en-IN"/>
-        </w:rPr>
-        <w:t>(Java grows automatically. The exact formula is implementation-dependent, but it roughly doubles for smaller queues and then grows by about 50% for larger ones.)</w:t>
-      </w:r>
-    </w:p>
-    <w:p>
-      <w:pPr>
-        <w:spacing w:after="0" w:line="240" w:lineRule="auto"/>
-        <w:rPr>
-          <w:rFonts w:ascii="Times New Roman" w:eastAsia="Times New Roman" w:hAnsi="Times New Roman" w:cs="Times New Roman"/>
-          <w:sz w:val="24"/>
-          <w:szCs w:val="24"/>
-          <w:lang w:eastAsia="en-IN"/>
-        </w:rPr>
-      </w:pPr>
-      <w:r>
-        <w:rPr>
-          <w:rFonts w:ascii="Times New Roman" w:eastAsia="Times New Roman" w:hAnsi="Times New Roman" w:cs="Times New Roman"/>
-          <w:sz w:val="24"/>
-          <w:szCs w:val="24"/>
-          <w:lang w:eastAsia="en-IN"/>
-        </w:rPr>
         <w:pict>
           <v:rect id="_x0000_i1037" style="width:0;height:1.5pt" o:hralign="center" o:hrstd="t" o:hr="t" fillcolor="#a0a0a0" stroked="f"/>
         </w:pict>
@@ -6983,6 +6985,7 @@
           <w:szCs w:val="20"/>
           <w:lang w:eastAsia="en-IN"/>
         </w:rPr>
+        <w:lastRenderedPageBreak/>
         <w:t xml:space="preserve">        pq.offer(30);</w:t>
       </w:r>
     </w:p>
@@ -7088,7 +7091,6 @@
           <w:szCs w:val="20"/>
           <w:lang w:eastAsia="en-IN"/>
         </w:rPr>
-        <w:lastRenderedPageBreak/>
         <w:t xml:space="preserve">        System.out.println(pq);</w:t>
       </w:r>
     </w:p>
@@ -7674,6 +7676,7 @@
           <w:szCs w:val="24"/>
           <w:lang w:eastAsia="en-IN"/>
         </w:rPr>
+        <w:lastRenderedPageBreak/>
         <w:t>✔</w:t>
       </w:r>
       <w:r>
@@ -7850,248 +7853,248 @@
           <w:szCs w:val="24"/>
           <w:lang w:eastAsia="en-IN"/>
         </w:rPr>
+        <w:t>Double Ended Queue</w:t>
+      </w:r>
+    </w:p>
+    <w:p>
+      <w:pPr>
+        <w:spacing w:before="100" w:beforeAutospacing="1" w:after="100" w:afterAutospacing="1" w:line="240" w:lineRule="auto"/>
+        <w:rPr>
+          <w:rFonts w:ascii="Times New Roman" w:eastAsia="Times New Roman" w:hAnsi="Times New Roman" w:cs="Times New Roman"/>
+          <w:sz w:val="24"/>
+          <w:szCs w:val="24"/>
+          <w:lang w:eastAsia="en-IN"/>
+        </w:rPr>
+      </w:pPr>
+      <w:r>
+        <w:rPr>
+          <w:rFonts w:ascii="Times New Roman" w:eastAsia="Times New Roman" w:hAnsi="Times New Roman" w:cs="Times New Roman"/>
+          <w:sz w:val="24"/>
+          <w:szCs w:val="24"/>
+          <w:lang w:eastAsia="en-IN"/>
+        </w:rPr>
+        <w:t>Insert and remove from both ends.</w:t>
+      </w:r>
+    </w:p>
+    <w:p>
+      <w:pPr>
+        <w:tabs>
+          <w:tab w:val="left" w:pos="916"/>
+          <w:tab w:val="left" w:pos="1832"/>
+          <w:tab w:val="left" w:pos="2748"/>
+          <w:tab w:val="left" w:pos="3664"/>
+          <w:tab w:val="left" w:pos="4580"/>
+          <w:tab w:val="left" w:pos="5496"/>
+          <w:tab w:val="left" w:pos="6412"/>
+          <w:tab w:val="left" w:pos="7328"/>
+          <w:tab w:val="left" w:pos="8244"/>
+          <w:tab w:val="left" w:pos="9160"/>
+          <w:tab w:val="left" w:pos="10076"/>
+          <w:tab w:val="left" w:pos="10992"/>
+          <w:tab w:val="left" w:pos="11908"/>
+          <w:tab w:val="left" w:pos="12824"/>
+          <w:tab w:val="left" w:pos="13740"/>
+          <w:tab w:val="left" w:pos="14656"/>
+        </w:tabs>
+        <w:spacing w:after="0" w:line="240" w:lineRule="auto"/>
+        <w:rPr>
+          <w:rFonts w:ascii="Courier New" w:eastAsia="Times New Roman" w:hAnsi="Courier New" w:cs="Courier New"/>
+          <w:sz w:val="20"/>
+          <w:szCs w:val="20"/>
+          <w:lang w:eastAsia="en-IN"/>
+        </w:rPr>
+      </w:pPr>
+      <w:r>
+        <w:rPr>
+          <w:rFonts w:ascii="Courier New" w:eastAsia="Times New Roman" w:hAnsi="Courier New" w:cs="Courier New"/>
+          <w:sz w:val="20"/>
+          <w:szCs w:val="20"/>
+          <w:lang w:eastAsia="en-IN"/>
+        </w:rPr>
+        <w:t>Front</w:t>
+      </w:r>
+    </w:p>
+    <w:p>
+      <w:pPr>
+        <w:tabs>
+          <w:tab w:val="left" w:pos="916"/>
+          <w:tab w:val="left" w:pos="1832"/>
+          <w:tab w:val="left" w:pos="2748"/>
+          <w:tab w:val="left" w:pos="3664"/>
+          <w:tab w:val="left" w:pos="4580"/>
+          <w:tab w:val="left" w:pos="5496"/>
+          <w:tab w:val="left" w:pos="6412"/>
+          <w:tab w:val="left" w:pos="7328"/>
+          <w:tab w:val="left" w:pos="8244"/>
+          <w:tab w:val="left" w:pos="9160"/>
+          <w:tab w:val="left" w:pos="10076"/>
+          <w:tab w:val="left" w:pos="10992"/>
+          <w:tab w:val="left" w:pos="11908"/>
+          <w:tab w:val="left" w:pos="12824"/>
+          <w:tab w:val="left" w:pos="13740"/>
+          <w:tab w:val="left" w:pos="14656"/>
+        </w:tabs>
+        <w:spacing w:after="0" w:line="240" w:lineRule="auto"/>
+        <w:rPr>
+          <w:rFonts w:ascii="Courier New" w:eastAsia="Times New Roman" w:hAnsi="Courier New" w:cs="Courier New"/>
+          <w:sz w:val="20"/>
+          <w:szCs w:val="20"/>
+          <w:lang w:eastAsia="en-IN"/>
+        </w:rPr>
+      </w:pPr>
+    </w:p>
+    <w:p>
+      <w:pPr>
+        <w:tabs>
+          <w:tab w:val="left" w:pos="916"/>
+          <w:tab w:val="left" w:pos="1832"/>
+          <w:tab w:val="left" w:pos="2748"/>
+          <w:tab w:val="left" w:pos="3664"/>
+          <w:tab w:val="left" w:pos="4580"/>
+          <w:tab w:val="left" w:pos="5496"/>
+          <w:tab w:val="left" w:pos="6412"/>
+          <w:tab w:val="left" w:pos="7328"/>
+          <w:tab w:val="left" w:pos="8244"/>
+          <w:tab w:val="left" w:pos="9160"/>
+          <w:tab w:val="left" w:pos="10076"/>
+          <w:tab w:val="left" w:pos="10992"/>
+          <w:tab w:val="left" w:pos="11908"/>
+          <w:tab w:val="left" w:pos="12824"/>
+          <w:tab w:val="left" w:pos="13740"/>
+          <w:tab w:val="left" w:pos="14656"/>
+        </w:tabs>
+        <w:spacing w:after="0" w:line="240" w:lineRule="auto"/>
+        <w:rPr>
+          <w:rFonts w:ascii="Courier New" w:eastAsia="Times New Roman" w:hAnsi="Courier New" w:cs="Courier New"/>
+          <w:sz w:val="20"/>
+          <w:szCs w:val="20"/>
+          <w:lang w:eastAsia="en-IN"/>
+        </w:rPr>
+      </w:pPr>
+      <w:r>
+        <w:rPr>
+          <w:rFonts w:ascii="Courier New" w:eastAsia="Times New Roman" w:hAnsi="Courier New" w:cs="Courier New"/>
+          <w:sz w:val="20"/>
+          <w:szCs w:val="20"/>
+          <w:lang w:eastAsia="en-IN"/>
+        </w:rPr>
+        <w:t>10 20 30</w:t>
+      </w:r>
+    </w:p>
+    <w:p>
+      <w:pPr>
+        <w:tabs>
+          <w:tab w:val="left" w:pos="916"/>
+          <w:tab w:val="left" w:pos="1832"/>
+          <w:tab w:val="left" w:pos="2748"/>
+          <w:tab w:val="left" w:pos="3664"/>
+          <w:tab w:val="left" w:pos="4580"/>
+          <w:tab w:val="left" w:pos="5496"/>
+          <w:tab w:val="left" w:pos="6412"/>
+          <w:tab w:val="left" w:pos="7328"/>
+          <w:tab w:val="left" w:pos="8244"/>
+          <w:tab w:val="left" w:pos="9160"/>
+          <w:tab w:val="left" w:pos="10076"/>
+          <w:tab w:val="left" w:pos="10992"/>
+          <w:tab w:val="left" w:pos="11908"/>
+          <w:tab w:val="left" w:pos="12824"/>
+          <w:tab w:val="left" w:pos="13740"/>
+          <w:tab w:val="left" w:pos="14656"/>
+        </w:tabs>
+        <w:spacing w:after="0" w:line="240" w:lineRule="auto"/>
+        <w:rPr>
+          <w:rFonts w:ascii="Courier New" w:eastAsia="Times New Roman" w:hAnsi="Courier New" w:cs="Courier New"/>
+          <w:sz w:val="20"/>
+          <w:szCs w:val="20"/>
+          <w:lang w:eastAsia="en-IN"/>
+        </w:rPr>
+      </w:pPr>
+    </w:p>
+    <w:p>
+      <w:pPr>
+        <w:tabs>
+          <w:tab w:val="left" w:pos="916"/>
+          <w:tab w:val="left" w:pos="1832"/>
+          <w:tab w:val="left" w:pos="2748"/>
+          <w:tab w:val="left" w:pos="3664"/>
+          <w:tab w:val="left" w:pos="4580"/>
+          <w:tab w:val="left" w:pos="5496"/>
+          <w:tab w:val="left" w:pos="6412"/>
+          <w:tab w:val="left" w:pos="7328"/>
+          <w:tab w:val="left" w:pos="8244"/>
+          <w:tab w:val="left" w:pos="9160"/>
+          <w:tab w:val="left" w:pos="10076"/>
+          <w:tab w:val="left" w:pos="10992"/>
+          <w:tab w:val="left" w:pos="11908"/>
+          <w:tab w:val="left" w:pos="12824"/>
+          <w:tab w:val="left" w:pos="13740"/>
+          <w:tab w:val="left" w:pos="14656"/>
+        </w:tabs>
+        <w:spacing w:after="0" w:line="240" w:lineRule="auto"/>
+        <w:rPr>
+          <w:rFonts w:ascii="Courier New" w:eastAsia="Times New Roman" w:hAnsi="Courier New" w:cs="Courier New"/>
+          <w:sz w:val="20"/>
+          <w:szCs w:val="20"/>
+          <w:lang w:eastAsia="en-IN"/>
+        </w:rPr>
+      </w:pPr>
+      <w:r>
+        <w:rPr>
+          <w:rFonts w:ascii="Courier New" w:eastAsia="Times New Roman" w:hAnsi="Courier New" w:cs="Courier New"/>
+          <w:sz w:val="20"/>
+          <w:szCs w:val="20"/>
+          <w:lang w:eastAsia="en-IN"/>
+        </w:rPr>
+        <w:t>Back</w:t>
+      </w:r>
+    </w:p>
+    <w:p>
+      <w:pPr>
+        <w:tabs>
+          <w:tab w:val="left" w:pos="916"/>
+          <w:tab w:val="left" w:pos="1832"/>
+          <w:tab w:val="left" w:pos="2748"/>
+          <w:tab w:val="left" w:pos="3664"/>
+          <w:tab w:val="left" w:pos="4580"/>
+          <w:tab w:val="left" w:pos="5496"/>
+          <w:tab w:val="left" w:pos="6412"/>
+          <w:tab w:val="left" w:pos="7328"/>
+          <w:tab w:val="left" w:pos="8244"/>
+          <w:tab w:val="left" w:pos="9160"/>
+          <w:tab w:val="left" w:pos="10076"/>
+          <w:tab w:val="left" w:pos="10992"/>
+          <w:tab w:val="left" w:pos="11908"/>
+          <w:tab w:val="left" w:pos="12824"/>
+          <w:tab w:val="left" w:pos="13740"/>
+          <w:tab w:val="left" w:pos="14656"/>
+        </w:tabs>
+        <w:spacing w:after="0" w:line="240" w:lineRule="auto"/>
+        <w:rPr>
+          <w:rFonts w:ascii="Courier New" w:eastAsia="Times New Roman" w:hAnsi="Courier New" w:cs="Courier New"/>
+          <w:sz w:val="20"/>
+          <w:szCs w:val="20"/>
+          <w:lang w:eastAsia="en-IN"/>
+        </w:rPr>
+      </w:pPr>
+    </w:p>
+    <w:p>
+      <w:pPr>
+        <w:spacing w:after="0" w:line="240" w:lineRule="auto"/>
+        <w:rPr>
+          <w:rFonts w:ascii="Times New Roman" w:eastAsia="Times New Roman" w:hAnsi="Times New Roman" w:cs="Times New Roman"/>
+          <w:sz w:val="24"/>
+          <w:szCs w:val="24"/>
+          <w:lang w:eastAsia="en-IN"/>
+        </w:rPr>
+      </w:pPr>
+      <w:r>
+        <w:rPr>
+          <w:rFonts w:ascii="Times New Roman" w:eastAsia="Times New Roman" w:hAnsi="Times New Roman" w:cs="Times New Roman"/>
+          <w:sz w:val="24"/>
+          <w:szCs w:val="24"/>
+          <w:lang w:eastAsia="en-IN"/>
+        </w:rPr>
         <w:lastRenderedPageBreak/>
-        <w:t>Double Ended Queue</w:t>
-      </w:r>
-    </w:p>
-    <w:p>
-      <w:pPr>
-        <w:spacing w:before="100" w:beforeAutospacing="1" w:after="100" w:afterAutospacing="1" w:line="240" w:lineRule="auto"/>
-        <w:rPr>
-          <w:rFonts w:ascii="Times New Roman" w:eastAsia="Times New Roman" w:hAnsi="Times New Roman" w:cs="Times New Roman"/>
-          <w:sz w:val="24"/>
-          <w:szCs w:val="24"/>
-          <w:lang w:eastAsia="en-IN"/>
-        </w:rPr>
-      </w:pPr>
-      <w:r>
-        <w:rPr>
-          <w:rFonts w:ascii="Times New Roman" w:eastAsia="Times New Roman" w:hAnsi="Times New Roman" w:cs="Times New Roman"/>
-          <w:sz w:val="24"/>
-          <w:szCs w:val="24"/>
-          <w:lang w:eastAsia="en-IN"/>
-        </w:rPr>
-        <w:t>Insert and remove from both ends.</w:t>
-      </w:r>
-    </w:p>
-    <w:p>
-      <w:pPr>
-        <w:tabs>
-          <w:tab w:val="left" w:pos="916"/>
-          <w:tab w:val="left" w:pos="1832"/>
-          <w:tab w:val="left" w:pos="2748"/>
-          <w:tab w:val="left" w:pos="3664"/>
-          <w:tab w:val="left" w:pos="4580"/>
-          <w:tab w:val="left" w:pos="5496"/>
-          <w:tab w:val="left" w:pos="6412"/>
-          <w:tab w:val="left" w:pos="7328"/>
-          <w:tab w:val="left" w:pos="8244"/>
-          <w:tab w:val="left" w:pos="9160"/>
-          <w:tab w:val="left" w:pos="10076"/>
-          <w:tab w:val="left" w:pos="10992"/>
-          <w:tab w:val="left" w:pos="11908"/>
-          <w:tab w:val="left" w:pos="12824"/>
-          <w:tab w:val="left" w:pos="13740"/>
-          <w:tab w:val="left" w:pos="14656"/>
-        </w:tabs>
-        <w:spacing w:after="0" w:line="240" w:lineRule="auto"/>
-        <w:rPr>
-          <w:rFonts w:ascii="Courier New" w:eastAsia="Times New Roman" w:hAnsi="Courier New" w:cs="Courier New"/>
-          <w:sz w:val="20"/>
-          <w:szCs w:val="20"/>
-          <w:lang w:eastAsia="en-IN"/>
-        </w:rPr>
-      </w:pPr>
-      <w:r>
-        <w:rPr>
-          <w:rFonts w:ascii="Courier New" w:eastAsia="Times New Roman" w:hAnsi="Courier New" w:cs="Courier New"/>
-          <w:sz w:val="20"/>
-          <w:szCs w:val="20"/>
-          <w:lang w:eastAsia="en-IN"/>
-        </w:rPr>
-        <w:t>Front</w:t>
-      </w:r>
-    </w:p>
-    <w:p>
-      <w:pPr>
-        <w:tabs>
-          <w:tab w:val="left" w:pos="916"/>
-          <w:tab w:val="left" w:pos="1832"/>
-          <w:tab w:val="left" w:pos="2748"/>
-          <w:tab w:val="left" w:pos="3664"/>
-          <w:tab w:val="left" w:pos="4580"/>
-          <w:tab w:val="left" w:pos="5496"/>
-          <w:tab w:val="left" w:pos="6412"/>
-          <w:tab w:val="left" w:pos="7328"/>
-          <w:tab w:val="left" w:pos="8244"/>
-          <w:tab w:val="left" w:pos="9160"/>
-          <w:tab w:val="left" w:pos="10076"/>
-          <w:tab w:val="left" w:pos="10992"/>
-          <w:tab w:val="left" w:pos="11908"/>
-          <w:tab w:val="left" w:pos="12824"/>
-          <w:tab w:val="left" w:pos="13740"/>
-          <w:tab w:val="left" w:pos="14656"/>
-        </w:tabs>
-        <w:spacing w:after="0" w:line="240" w:lineRule="auto"/>
-        <w:rPr>
-          <w:rFonts w:ascii="Courier New" w:eastAsia="Times New Roman" w:hAnsi="Courier New" w:cs="Courier New"/>
-          <w:sz w:val="20"/>
-          <w:szCs w:val="20"/>
-          <w:lang w:eastAsia="en-IN"/>
-        </w:rPr>
-      </w:pPr>
-    </w:p>
-    <w:p>
-      <w:pPr>
-        <w:tabs>
-          <w:tab w:val="left" w:pos="916"/>
-          <w:tab w:val="left" w:pos="1832"/>
-          <w:tab w:val="left" w:pos="2748"/>
-          <w:tab w:val="left" w:pos="3664"/>
-          <w:tab w:val="left" w:pos="4580"/>
-          <w:tab w:val="left" w:pos="5496"/>
-          <w:tab w:val="left" w:pos="6412"/>
-          <w:tab w:val="left" w:pos="7328"/>
-          <w:tab w:val="left" w:pos="8244"/>
-          <w:tab w:val="left" w:pos="9160"/>
-          <w:tab w:val="left" w:pos="10076"/>
-          <w:tab w:val="left" w:pos="10992"/>
-          <w:tab w:val="left" w:pos="11908"/>
-          <w:tab w:val="left" w:pos="12824"/>
-          <w:tab w:val="left" w:pos="13740"/>
-          <w:tab w:val="left" w:pos="14656"/>
-        </w:tabs>
-        <w:spacing w:after="0" w:line="240" w:lineRule="auto"/>
-        <w:rPr>
-          <w:rFonts w:ascii="Courier New" w:eastAsia="Times New Roman" w:hAnsi="Courier New" w:cs="Courier New"/>
-          <w:sz w:val="20"/>
-          <w:szCs w:val="20"/>
-          <w:lang w:eastAsia="en-IN"/>
-        </w:rPr>
-      </w:pPr>
-      <w:r>
-        <w:rPr>
-          <w:rFonts w:ascii="Courier New" w:eastAsia="Times New Roman" w:hAnsi="Courier New" w:cs="Courier New"/>
-          <w:sz w:val="20"/>
-          <w:szCs w:val="20"/>
-          <w:lang w:eastAsia="en-IN"/>
-        </w:rPr>
-        <w:t>10 20 30</w:t>
-      </w:r>
-    </w:p>
-    <w:p>
-      <w:pPr>
-        <w:tabs>
-          <w:tab w:val="left" w:pos="916"/>
-          <w:tab w:val="left" w:pos="1832"/>
-          <w:tab w:val="left" w:pos="2748"/>
-          <w:tab w:val="left" w:pos="3664"/>
-          <w:tab w:val="left" w:pos="4580"/>
-          <w:tab w:val="left" w:pos="5496"/>
-          <w:tab w:val="left" w:pos="6412"/>
-          <w:tab w:val="left" w:pos="7328"/>
-          <w:tab w:val="left" w:pos="8244"/>
-          <w:tab w:val="left" w:pos="9160"/>
-          <w:tab w:val="left" w:pos="10076"/>
-          <w:tab w:val="left" w:pos="10992"/>
-          <w:tab w:val="left" w:pos="11908"/>
-          <w:tab w:val="left" w:pos="12824"/>
-          <w:tab w:val="left" w:pos="13740"/>
-          <w:tab w:val="left" w:pos="14656"/>
-        </w:tabs>
-        <w:spacing w:after="0" w:line="240" w:lineRule="auto"/>
-        <w:rPr>
-          <w:rFonts w:ascii="Courier New" w:eastAsia="Times New Roman" w:hAnsi="Courier New" w:cs="Courier New"/>
-          <w:sz w:val="20"/>
-          <w:szCs w:val="20"/>
-          <w:lang w:eastAsia="en-IN"/>
-        </w:rPr>
-      </w:pPr>
-    </w:p>
-    <w:p>
-      <w:pPr>
-        <w:tabs>
-          <w:tab w:val="left" w:pos="916"/>
-          <w:tab w:val="left" w:pos="1832"/>
-          <w:tab w:val="left" w:pos="2748"/>
-          <w:tab w:val="left" w:pos="3664"/>
-          <w:tab w:val="left" w:pos="4580"/>
-          <w:tab w:val="left" w:pos="5496"/>
-          <w:tab w:val="left" w:pos="6412"/>
-          <w:tab w:val="left" w:pos="7328"/>
-          <w:tab w:val="left" w:pos="8244"/>
-          <w:tab w:val="left" w:pos="9160"/>
-          <w:tab w:val="left" w:pos="10076"/>
-          <w:tab w:val="left" w:pos="10992"/>
-          <w:tab w:val="left" w:pos="11908"/>
-          <w:tab w:val="left" w:pos="12824"/>
-          <w:tab w:val="left" w:pos="13740"/>
-          <w:tab w:val="left" w:pos="14656"/>
-        </w:tabs>
-        <w:spacing w:after="0" w:line="240" w:lineRule="auto"/>
-        <w:rPr>
-          <w:rFonts w:ascii="Courier New" w:eastAsia="Times New Roman" w:hAnsi="Courier New" w:cs="Courier New"/>
-          <w:sz w:val="20"/>
-          <w:szCs w:val="20"/>
-          <w:lang w:eastAsia="en-IN"/>
-        </w:rPr>
-      </w:pPr>
-      <w:r>
-        <w:rPr>
-          <w:rFonts w:ascii="Courier New" w:eastAsia="Times New Roman" w:hAnsi="Courier New" w:cs="Courier New"/>
-          <w:sz w:val="20"/>
-          <w:szCs w:val="20"/>
-          <w:lang w:eastAsia="en-IN"/>
-        </w:rPr>
-        <w:t>Back</w:t>
-      </w:r>
-    </w:p>
-    <w:p>
-      <w:pPr>
-        <w:tabs>
-          <w:tab w:val="left" w:pos="916"/>
-          <w:tab w:val="left" w:pos="1832"/>
-          <w:tab w:val="left" w:pos="2748"/>
-          <w:tab w:val="left" w:pos="3664"/>
-          <w:tab w:val="left" w:pos="4580"/>
-          <w:tab w:val="left" w:pos="5496"/>
-          <w:tab w:val="left" w:pos="6412"/>
-          <w:tab w:val="left" w:pos="7328"/>
-          <w:tab w:val="left" w:pos="8244"/>
-          <w:tab w:val="left" w:pos="9160"/>
-          <w:tab w:val="left" w:pos="10076"/>
-          <w:tab w:val="left" w:pos="10992"/>
-          <w:tab w:val="left" w:pos="11908"/>
-          <w:tab w:val="left" w:pos="12824"/>
-          <w:tab w:val="left" w:pos="13740"/>
-          <w:tab w:val="left" w:pos="14656"/>
-        </w:tabs>
-        <w:spacing w:after="0" w:line="240" w:lineRule="auto"/>
-        <w:rPr>
-          <w:rFonts w:ascii="Courier New" w:eastAsia="Times New Roman" w:hAnsi="Courier New" w:cs="Courier New"/>
-          <w:sz w:val="20"/>
-          <w:szCs w:val="20"/>
-          <w:lang w:eastAsia="en-IN"/>
-        </w:rPr>
-      </w:pPr>
-    </w:p>
-    <w:p>
-      <w:pPr>
-        <w:spacing w:after="0" w:line="240" w:lineRule="auto"/>
-        <w:rPr>
-          <w:rFonts w:ascii="Times New Roman" w:eastAsia="Times New Roman" w:hAnsi="Times New Roman" w:cs="Times New Roman"/>
-          <w:sz w:val="24"/>
-          <w:szCs w:val="24"/>
-          <w:lang w:eastAsia="en-IN"/>
-        </w:rPr>
-      </w:pPr>
-      <w:r>
-        <w:rPr>
-          <w:rFonts w:ascii="Times New Roman" w:eastAsia="Times New Roman" w:hAnsi="Times New Roman" w:cs="Times New Roman"/>
-          <w:sz w:val="24"/>
-          <w:szCs w:val="24"/>
-          <w:lang w:eastAsia="en-IN"/>
-        </w:rPr>
         <w:pict>
           <v:rect id="_x0000_i1042" style="width:0;height:1.5pt" o:hralign="center" o:hrstd="t" o:hr="t" fillcolor="#a0a0a0" stroked="f"/>
         </w:pict>
@@ -8920,6 +8923,7 @@
           <w:szCs w:val="24"/>
           <w:lang w:eastAsia="en-IN"/>
         </w:rPr>
+        <w:lastRenderedPageBreak/>
         <w:t xml:space="preserve">ArrayDeque default capacity = </w:t>
       </w:r>
       <w:r>
@@ -8978,7 +8982,6 @@
           <w:szCs w:val="36"/>
           <w:lang w:eastAsia="en-IN"/>
         </w:rPr>
-        <w:lastRenderedPageBreak/>
         <w:t>4. Common Methods</w:t>
       </w:r>
     </w:p>
@@ -10096,6 +10099,7 @@
           <w:szCs w:val="20"/>
           <w:lang w:eastAsia="en-IN"/>
         </w:rPr>
+        <w:lastRenderedPageBreak/>
         <w:t xml:space="preserve">        Deque&lt;String&gt; deque = new ArrayDeque&lt;&gt;();</w:t>
       </w:r>
     </w:p>
@@ -10833,6 +10837,7 @@
           <w:szCs w:val="24"/>
           <w:lang w:eastAsia="en-IN"/>
         </w:rPr>
+        <w:lastRenderedPageBreak/>
         <w:t>✔</w:t>
       </w:r>
       <w:r>
@@ -11453,7 +11458,6 @@
                 <w:szCs w:val="24"/>
                 <w:lang w:eastAsia="en-IN"/>
               </w:rPr>
-              <w:lastRenderedPageBreak/>
               <w:t>Duplicate</w:t>
             </w:r>
           </w:p>
@@ -12044,6 +12048,7 @@
           <w:szCs w:val="20"/>
           <w:lang w:eastAsia="en-IN"/>
         </w:rPr>
+        <w:lastRenderedPageBreak/>
         <w:t>↓</w:t>
       </w:r>
     </w:p>
@@ -12597,9 +12602,9 @@
       </w:tblPr>
       <w:tblGrid>
         <w:gridCol w:w="1395"/>
-        <w:gridCol w:w="1394"/>
-        <w:gridCol w:w="1527"/>
-        <w:gridCol w:w="2687"/>
+        <w:gridCol w:w="1400"/>
+        <w:gridCol w:w="1533"/>
+        <w:gridCol w:w="2708"/>
       </w:tblGrid>
       <w:tr>
         <w:trPr>
@@ -12634,7 +12639,6 @@
                 <w:szCs w:val="24"/>
                 <w:lang w:eastAsia="en-IN"/>
               </w:rPr>
-              <w:lastRenderedPageBreak/>
               <w:t>Method</w:t>
             </w:r>
           </w:p>
@@ -13102,6 +13106,7 @@
                 <w:szCs w:val="24"/>
                 <w:lang w:eastAsia="en-IN"/>
               </w:rPr>
+              <w:lastRenderedPageBreak/>
               <w:t>removeLast()</w:t>
             </w:r>
           </w:p>
@@ -14109,6 +14114,7 @@
           <w:szCs w:val="20"/>
           <w:lang w:eastAsia="en-IN"/>
         </w:rPr>
+        <w:lastRenderedPageBreak/>
         <w:t xml:space="preserve">        deque.removeFirst();</w:t>
       </w:r>
     </w:p>
@@ -14368,7 +14374,6 @@
           <w:szCs w:val="20"/>
           <w:lang w:eastAsia="en-IN"/>
         </w:rPr>
-        <w:lastRenderedPageBreak/>
         <w:t>[HTML, Java, Spring]</w:t>
       </w:r>
     </w:p>
@@ -14742,6 +14747,7 @@
           <w:szCs w:val="24"/>
           <w:lang w:eastAsia="en-IN"/>
         </w:rPr>
+        <w:lastRenderedPageBreak/>
         <w:t>✔</w:t>
       </w:r>
       <w:r>
@@ -14845,11 +14851,11 @@
         <w:tblLook w:val="04A0" w:firstRow="1" w:lastRow="0" w:firstColumn="1" w:lastColumn="0" w:noHBand="0" w:noVBand="1"/>
       </w:tblPr>
       <w:tblGrid>
-        <w:gridCol w:w="956"/>
-        <w:gridCol w:w="1646"/>
-        <w:gridCol w:w="1634"/>
-        <w:gridCol w:w="1483"/>
-        <w:gridCol w:w="1284"/>
+        <w:gridCol w:w="1340"/>
+        <w:gridCol w:w="2489"/>
+        <w:gridCol w:w="2741"/>
+        <w:gridCol w:w="2136"/>
+        <w:gridCol w:w="2192"/>
       </w:tblGrid>
       <w:tr>
         <w:trPr>
@@ -15604,82 +15610,60 @@
                 <w:szCs w:val="24"/>
                 <w:lang w:eastAsia="en-IN"/>
               </w:rPr>
-              <w:t xml:space="preserve">Default </w:t>
-            </w:r>
-            <w:r>
-              <w:rPr>
-                <w:rFonts w:ascii="Times New Roman" w:eastAsia="Times New Roman" w:hAnsi="Times New Roman" w:cs="Times New Roman"/>
-                <w:sz w:val="24"/>
-                <w:szCs w:val="24"/>
-                <w:lang w:eastAsia="en-IN"/>
-              </w:rPr>
-              <w:lastRenderedPageBreak/>
-              <w:t>Capacity</w:t>
-            </w:r>
-          </w:p>
-        </w:tc>
-        <w:tc>
-          <w:tcPr>
-            <w:tcW w:w="0" w:type="auto"/>
-            <w:vAlign w:val="center"/>
-            <w:hideMark/>
-          </w:tcPr>
-          <w:p>
-            <w:pPr>
-              <w:spacing w:after="0" w:line="240" w:lineRule="auto"/>
-              <w:rPr>
-                <w:rFonts w:ascii="Times New Roman" w:eastAsia="Times New Roman" w:hAnsi="Times New Roman" w:cs="Times New Roman"/>
-                <w:sz w:val="24"/>
-                <w:szCs w:val="24"/>
-                <w:lang w:eastAsia="en-IN"/>
-              </w:rPr>
-            </w:pPr>
-            <w:r>
-              <w:rPr>
-                <w:rFonts w:ascii="Times New Roman" w:eastAsia="Times New Roman" w:hAnsi="Times New Roman" w:cs="Times New Roman"/>
-                <w:sz w:val="24"/>
-                <w:szCs w:val="24"/>
-                <w:lang w:eastAsia="en-IN"/>
-              </w:rPr>
-              <w:lastRenderedPageBreak/>
-              <w:t xml:space="preserve">Depends on </w:t>
-            </w:r>
-            <w:r>
-              <w:rPr>
-                <w:rFonts w:ascii="Times New Roman" w:eastAsia="Times New Roman" w:hAnsi="Times New Roman" w:cs="Times New Roman"/>
-                <w:sz w:val="24"/>
-                <w:szCs w:val="24"/>
-                <w:lang w:eastAsia="en-IN"/>
-              </w:rPr>
-              <w:lastRenderedPageBreak/>
-              <w:t>implementation</w:t>
-            </w:r>
-          </w:p>
-        </w:tc>
-        <w:tc>
-          <w:tcPr>
-            <w:tcW w:w="0" w:type="auto"/>
-            <w:vAlign w:val="center"/>
-            <w:hideMark/>
-          </w:tcPr>
-          <w:p>
-            <w:pPr>
-              <w:spacing w:after="0" w:line="240" w:lineRule="auto"/>
-              <w:rPr>
-                <w:rFonts w:ascii="Times New Roman" w:eastAsia="Times New Roman" w:hAnsi="Times New Roman" w:cs="Times New Roman"/>
-                <w:sz w:val="24"/>
-                <w:szCs w:val="24"/>
-                <w:lang w:eastAsia="en-IN"/>
-              </w:rPr>
-            </w:pPr>
-            <w:r>
-              <w:rPr>
-                <w:rFonts w:ascii="Times New Roman" w:eastAsia="Times New Roman" w:hAnsi="Times New Roman" w:cs="Times New Roman"/>
-                <w:sz w:val="24"/>
-                <w:szCs w:val="24"/>
-                <w:lang w:eastAsia="en-IN"/>
-              </w:rPr>
-              <w:lastRenderedPageBreak/>
+              <w:t>Default Capacity</w:t>
+            </w:r>
+          </w:p>
+        </w:tc>
+        <w:tc>
+          <w:tcPr>
+            <w:tcW w:w="0" w:type="auto"/>
+            <w:vAlign w:val="center"/>
+            <w:hideMark/>
+          </w:tcPr>
+          <w:p>
+            <w:pPr>
+              <w:spacing w:after="0" w:line="240" w:lineRule="auto"/>
+              <w:rPr>
+                <w:rFonts w:ascii="Times New Roman" w:eastAsia="Times New Roman" w:hAnsi="Times New Roman" w:cs="Times New Roman"/>
+                <w:sz w:val="24"/>
+                <w:szCs w:val="24"/>
+                <w:lang w:eastAsia="en-IN"/>
+              </w:rPr>
+            </w:pPr>
+            <w:r>
+              <w:rPr>
+                <w:rFonts w:ascii="Times New Roman" w:eastAsia="Times New Roman" w:hAnsi="Times New Roman" w:cs="Times New Roman"/>
+                <w:sz w:val="24"/>
+                <w:szCs w:val="24"/>
+                <w:lang w:eastAsia="en-IN"/>
+              </w:rPr>
+              <w:t>Depends on implementation</w:t>
+            </w:r>
+          </w:p>
+        </w:tc>
+        <w:tc>
+          <w:tcPr>
+            <w:tcW w:w="0" w:type="auto"/>
+            <w:vAlign w:val="center"/>
+            <w:hideMark/>
+          </w:tcPr>
+          <w:p>
+            <w:pPr>
+              <w:spacing w:after="0" w:line="240" w:lineRule="auto"/>
+              <w:rPr>
+                <w:rFonts w:ascii="Times New Roman" w:eastAsia="Times New Roman" w:hAnsi="Times New Roman" w:cs="Times New Roman"/>
+                <w:sz w:val="24"/>
+                <w:szCs w:val="24"/>
+                <w:lang w:eastAsia="en-IN"/>
+              </w:rPr>
+            </w:pPr>
+            <w:r>
+              <w:rPr>
+                <w:rFonts w:ascii="Times New Roman" w:eastAsia="Times New Roman" w:hAnsi="Times New Roman" w:cs="Times New Roman"/>
+                <w:sz w:val="24"/>
+                <w:szCs w:val="24"/>
+                <w:lang w:eastAsia="en-IN"/>
+              </w:rPr>
               <w:t>11</w:t>
             </w:r>
           </w:p>
@@ -15707,44 +15691,33 @@
                 <w:szCs w:val="24"/>
                 <w:lang w:eastAsia="en-IN"/>
               </w:rPr>
-              <w:t xml:space="preserve">Depends on </w:t>
-            </w:r>
-            <w:r>
-              <w:rPr>
-                <w:rFonts w:ascii="Times New Roman" w:eastAsia="Times New Roman" w:hAnsi="Times New Roman" w:cs="Times New Roman"/>
-                <w:sz w:val="24"/>
-                <w:szCs w:val="24"/>
-                <w:lang w:eastAsia="en-IN"/>
-              </w:rPr>
-              <w:lastRenderedPageBreak/>
-              <w:t>implementation</w:t>
-            </w:r>
-          </w:p>
-        </w:tc>
-        <w:tc>
-          <w:tcPr>
-            <w:tcW w:w="0" w:type="auto"/>
-            <w:vAlign w:val="center"/>
-            <w:hideMark/>
-          </w:tcPr>
-          <w:p>
-            <w:pPr>
-              <w:spacing w:after="0" w:line="240" w:lineRule="auto"/>
-              <w:rPr>
-                <w:rFonts w:ascii="Times New Roman" w:eastAsia="Times New Roman" w:hAnsi="Times New Roman" w:cs="Times New Roman"/>
-                <w:sz w:val="24"/>
-                <w:szCs w:val="24"/>
-                <w:lang w:eastAsia="en-IN"/>
-              </w:rPr>
-            </w:pPr>
-            <w:r>
-              <w:rPr>
-                <w:rFonts w:ascii="Times New Roman" w:eastAsia="Times New Roman" w:hAnsi="Times New Roman" w:cs="Times New Roman"/>
-                <w:sz w:val="24"/>
-                <w:szCs w:val="24"/>
-                <w:lang w:eastAsia="en-IN"/>
-              </w:rPr>
-              <w:lastRenderedPageBreak/>
+              <w:t>Depends on implementation</w:t>
+            </w:r>
+          </w:p>
+        </w:tc>
+        <w:tc>
+          <w:tcPr>
+            <w:tcW w:w="0" w:type="auto"/>
+            <w:vAlign w:val="center"/>
+            <w:hideMark/>
+          </w:tcPr>
+          <w:p>
+            <w:pPr>
+              <w:spacing w:after="0" w:line="240" w:lineRule="auto"/>
+              <w:rPr>
+                <w:rFonts w:ascii="Times New Roman" w:eastAsia="Times New Roman" w:hAnsi="Times New Roman" w:cs="Times New Roman"/>
+                <w:sz w:val="24"/>
+                <w:szCs w:val="24"/>
+                <w:lang w:eastAsia="en-IN"/>
+              </w:rPr>
+            </w:pPr>
+            <w:r>
+              <w:rPr>
+                <w:rFonts w:ascii="Times New Roman" w:eastAsia="Times New Roman" w:hAnsi="Times New Roman" w:cs="Times New Roman"/>
+                <w:sz w:val="24"/>
+                <w:szCs w:val="24"/>
+                <w:lang w:eastAsia="en-IN"/>
+              </w:rPr>
               <w:t>16</w:t>
             </w:r>
           </w:p>
@@ -15777,7 +15750,6 @@
                 <w:szCs w:val="24"/>
                 <w:lang w:eastAsia="en-IN"/>
               </w:rPr>
-              <w:lastRenderedPageBreak/>
               <w:t>Growth</w:t>
             </w:r>
           </w:p>
@@ -16198,6 +16170,7 @@
                 <w:szCs w:val="24"/>
                 <w:lang w:eastAsia="en-IN"/>
               </w:rPr>
+              <w:lastRenderedPageBreak/>
               <w:t>Remove Front</w:t>
             </w:r>
           </w:p>
@@ -16684,13 +16657,10 @@
         <w:t xml:space="preserve"> notes, making it easy to revise before interviews.</w:t>
       </w:r>
     </w:p>
-    <w:p>
-      <w:bookmarkStart w:id="0" w:name="_GoBack"/>
-      <w:bookmarkEnd w:id="0"/>
-    </w:p>
+    <w:p/>
     <w:sectPr>
-      <w:pgSz w:w="8641" w:h="12962" w:code="1"/>
-      <w:pgMar w:top="1077" w:right="864" w:bottom="1077" w:left="864" w:header="709" w:footer="709" w:gutter="0"/>
+      <w:pgSz w:w="12962" w:h="8641" w:orient="landscape" w:code="1"/>
+      <w:pgMar w:top="864" w:right="1077" w:bottom="864" w:left="1077" w:header="709" w:footer="709" w:gutter="0"/>
       <w:cols w:space="708"/>
       <w:docGrid w:linePitch="360"/>
     </w:sectPr>
